--- a/Programacion II/Kit docente/Clase 8/Solucion Taller Clase 8 - VetCare.docx
+++ b/Programacion II/Kit docente/Clase 8/Solucion Taller Clase 8 - VetCare.docx
@@ -87,7 +87,7 @@
           <w:color w:val="2B2B2B"/>
           <w:sz w:val="22"/>
         </w:rPr>
-        <w:t>Genere y verifique. Clic derecho sobre el proyecto, Generate Javadoc; NetBeans ejecuta la herramienta javadoc del JDK, crea la carpeta dist/javadoc y abre index.html en el navegador. Entre a la ficha de AgendaService y confirme que aparece el resumen de cada metodo publico y que en agendar se leen las tres excepciones. Si un metodo no aparece, casi siempre es por una de dos razones: el bloque se abrio con /* en vez de /**, o quedo debajo de la firma en vez de encima. Aproveche para mostrar que ahora, al escribir agenda.agendar( en otra clase, el globo de ayuda de NetBeans muestra su propio texto: la documentacion empezo a trabajar de inmediato, sin esperar al HTML.</w:t>
+        <w:t>Genere y verifique. En la terminal integrada de VS Code: «javadoc -d docs -private src/vetcare/*.java»; el JDK crea la carpeta docs/ y se abre docs/index.html en el navegador. Entre a la ficha de AgendaService y confirme que aparece el resumen de cada metodo publico y que en agendar se leen las tres excepciones. Si un metodo no aparece, casi siempre es por una de dos razones: el bloque se abrio con /* en vez de /**, o quedo debajo de la firma en vez de encima. Aproveche para mostrar que ahora, al escribir agenda.agendar( en otra clase, el tooltip de VS Code muestra su propio texto: la documentacion empezo a trabajar de inmediato, sin esperar al HTML.</w:t>
       </w:r>
     </w:p>
     <w:p>
